--- a/CÔNG TY TNHH MTV TIẾN VÂN/TienVan_ThanhLapMoi/Danh Sách Chủ Sở Hữu Hưởng Lợi_Mẫu số 10_DA_DIEN.docx
+++ b/CÔNG TY TNHH MTV TIẾN VÂN/TienVan_ThanhLapMoi/Danh Sách Chủ Sở Hữu Hưởng Lợi_Mẫu số 10_DA_DIEN.docx
@@ -1101,7 +1101,7 @@
                 <w:szCs w:val="20"/>
                 <w:lang w:val="en-US" w:eastAsia="zh-CN"/>
               </w:rPr>
-              <w:t>Bộ Công An</w:t>
+              <w:t>Cục trưởng cục cảnh sát quản lý hành chính về trật tự xã hội</w:t>
             </w:r>
           </w:p>
         </w:tc>
@@ -1327,8 +1327,9 @@
             </w:r>
             <w:r>
               <w:rPr>
-                <w:rFonts w:ascii="Times New Roman" w:eastAsia="Times New Roman" w:hAnsi="Times New Roman" w:cs="Times New Roman"/>
+                <w:rFonts w:ascii="Times New Roman" w:hAnsi="Times New Roman" w:cs="Times New Roman"/>
                 <w:iCs/>
+                <w:color w:val="000000" w:themeColor="text1"/>
                 <w:sz w:val="26"/>
                 <w:szCs w:val="26"/>
               </w:rPr>
@@ -1930,7 +1931,7 @@
       </w:pPr>
     </w:lvl>
   </w:abstractNum>
-  <w:num w:numId="1" w16cid:durableId="1628778711">
+  <w:num w:numId="1" w16cid:durableId="470487971">
     <w:abstractNumId w:val="0"/>
   </w:num>
 </w:numbering>
